--- a/examples/regression/doc/README.docx
+++ b/examples/regression/doc/README.docx
@@ -269,7 +269,11 @@
       </w:r>
     </w:p>
     <w:bookmarkEnd w:id="26"/>
-    <w:sectPr/>
+    <w:sectPr>
+      <w:footnotePr>
+        <w:numRestart w:val="eachSect"/>
+      </w:footnotePr>
+    </w:sectPr>
   </w:body>
 </w:document>
 </file>
@@ -547,8 +551,6 @@
     </w:pPr>
     <w:rPr>
       <w:rFonts w:asciiTheme="majorHAnsi" w:cstheme="majorBidi" w:eastAsiaTheme="majorEastAsia" w:hAnsiTheme="majorHAnsi"/>
-      <w:spacing w:val="-10"/>
-      <w:kern w:val="28"/>
       <w:sz w:val="56"/>
       <w:szCs w:val="56"/>
     </w:rPr>
@@ -561,15 +563,13 @@
     <w:rsid w:val="00A10FD9"/>
     <w:rPr>
       <w:rFonts w:asciiTheme="majorHAnsi" w:cstheme="majorBidi" w:eastAsiaTheme="majorEastAsia" w:hAnsiTheme="majorHAnsi"/>
-      <w:spacing w:val="-10"/>
-      <w:kern w:val="28"/>
       <w:sz w:val="56"/>
       <w:szCs w:val="56"/>
     </w:rPr>
   </w:style>
   <w:style w:styleId="Subtitle" w:type="paragraph">
     <w:name w:val="Subtitle"/>
-    <w:basedOn w:val="Normal"/>
+    <w:basedOn w:val="Title"/>
     <w:next w:val="BodyText"/>
     <w:link w:val="SubtitleChar"/>
     <w:uiPriority w:val="11"/>
@@ -580,6 +580,19 @@
         <w:ilvl w:val="1"/>
       </w:numPr>
     </w:pPr>
+    <w:rPr>
+      <w:rFonts w:cstheme="majorBidi" w:eastAsiaTheme="majorEastAsia"/>
+      <w:spacing w:val="15"/>
+      <w:sz w:val="28"/>
+      <w:szCs w:val="28"/>
+    </w:rPr>
+  </w:style>
+  <w:style w:customStyle="1" w:styleId="SubtitleChar" w:type="character">
+    <w:name w:val="Subtitle Char"/>
+    <w:basedOn w:val="DefaultParagraphFont"/>
+    <w:link w:val="Subtitle"/>
+    <w:uiPriority w:val="11"/>
+    <w:rsid w:val="00A10FD9"/>
     <w:rPr>
       <w:rFonts w:cstheme="majorBidi" w:eastAsiaTheme="majorEastAsia"/>
       <w:color w:themeColor="text1" w:themeTint="A6" w:val="595959"/>
@@ -588,39 +601,33 @@
       <w:szCs w:val="28"/>
     </w:rPr>
   </w:style>
-  <w:style w:customStyle="1" w:styleId="SubtitleChar" w:type="character">
-    <w:name w:val="Subtitle Char"/>
-    <w:basedOn w:val="DefaultParagraphFont"/>
-    <w:link w:val="Subtitle"/>
-    <w:uiPriority w:val="11"/>
-    <w:rsid w:val="00A10FD9"/>
-    <w:rPr>
-      <w:rFonts w:cstheme="majorBidi" w:eastAsiaTheme="majorEastAsia"/>
-      <w:color w:themeColor="text1" w:themeTint="A6" w:val="595959"/>
-      <w:spacing w:val="15"/>
-      <w:sz w:val="28"/>
-      <w:szCs w:val="28"/>
-    </w:rPr>
-  </w:style>
   <w:style w:customStyle="1" w:styleId="Author" w:type="paragraph">
     <w:name w:val="Author"/>
+    <w:basedOn w:val="Title"/>
     <w:next w:val="BodyText"/>
     <w:qFormat/>
     <w:pPr>
       <w:keepNext/>
       <w:keepLines/>
-      <w:jc w:val="center"/>
-    </w:pPr>
+    </w:pPr>
+    <w:rPr>
+      <w:sz w:val="24"/>
+      <w:szCs w:val="24"/>
+    </w:rPr>
   </w:style>
   <w:style w:styleId="Date" w:type="paragraph">
     <w:name w:val="Date"/>
+    <w:basedOn w:val="Title"/>
     <w:next w:val="BodyText"/>
     <w:qFormat/>
     <w:pPr>
       <w:keepNext/>
       <w:keepLines/>
-      <w:jc w:val="center"/>
-    </w:pPr>
+    </w:pPr>
+    <w:rPr>
+      <w:sz w:val="24"/>
+      <w:szCs w:val="24"/>
+    </w:rPr>
   </w:style>
   <w:style w:customStyle="1" w:styleId="AbstractTitle" w:type="paragraph">
     <w:name w:val="Abstract Title"/>
@@ -635,7 +642,6 @@
     </w:pPr>
     <w:rPr>
       <w:b/>
-      <w:color w:val="345A8A"/>
       <w:sz w:val="20"/>
       <w:szCs w:val="20"/>
     </w:rPr>

--- a/examples/regression/doc/README.docx
+++ b/examples/regression/doc/README.docx
@@ -16,7 +16,113 @@
         <w:pStyle w:val="FirstParagraph"/>
       </w:pPr>
       <w:r>
-        <w:t xml:space="preserve">Supervised regression algorithms and tuning.</w:t>
+        <w:t xml:space="preserve">This section presents supervised regression examples for numeric targets. The objective is to show how different predictive models can be trained and compared within the same Experiment Line structure, from simpler interpretable models to more flexible nonlinear learners.</w:t>
+      </w:r>
+    </w:p>
+    <w:p>
+      <w:pPr>
+        <w:pStyle w:val="BodyText"/>
+      </w:pPr>
+      <w:r>
+        <w:t xml:space="preserve">These examples are especially helpful for readers who want to understand how</w:t>
+      </w:r>
+      <w:r>
+        <w:t xml:space="preserve"> </w:t>
+      </w:r>
+      <w:r>
+        <w:rPr>
+          <w:rStyle w:val="VerbatimChar"/>
+        </w:rPr>
+        <w:t xml:space="preserve">daltoolbox</w:t>
+      </w:r>
+      <w:r>
+        <w:t xml:space="preserve"> </w:t>
+      </w:r>
+      <w:r>
+        <w:t xml:space="preserve">organizes regression experiments in a uniform way: split data, define the learner, fit it, generate predictions, and evaluate the results with the same logic across models.</w:t>
+      </w:r>
+    </w:p>
+    <w:p>
+      <w:pPr>
+        <w:pStyle w:val="BodyText"/>
+      </w:pPr>
+      <w:r>
+        <w:t xml:space="preserve">A practical reading path is to begin with</w:t>
+      </w:r>
+      <w:r>
+        <w:t xml:space="preserve"> </w:t>
+      </w:r>
+      <w:r>
+        <w:rPr>
+          <w:rStyle w:val="VerbatimChar"/>
+        </w:rPr>
+        <w:t xml:space="preserve">reg_dtree</w:t>
+      </w:r>
+      <w:r>
+        <w:t xml:space="preserve">, then explore</w:t>
+      </w:r>
+      <w:r>
+        <w:t xml:space="preserve"> </w:t>
+      </w:r>
+      <w:r>
+        <w:rPr>
+          <w:rStyle w:val="VerbatimChar"/>
+        </w:rPr>
+        <w:t xml:space="preserve">reg_knn</w:t>
+      </w:r>
+      <w:r>
+        <w:t xml:space="preserve"> </w:t>
+      </w:r>
+      <w:r>
+        <w:t xml:space="preserve">and</w:t>
+      </w:r>
+      <w:r>
+        <w:t xml:space="preserve"> </w:t>
+      </w:r>
+      <w:r>
+        <w:rPr>
+          <w:rStyle w:val="VerbatimChar"/>
+        </w:rPr>
+        <w:t xml:space="preserve">reg_rf</w:t>
+      </w:r>
+      <w:r>
+        <w:t xml:space="preserve">, and finally move to</w:t>
+      </w:r>
+      <w:r>
+        <w:t xml:space="preserve"> </w:t>
+      </w:r>
+      <w:r>
+        <w:rPr>
+          <w:rStyle w:val="VerbatimChar"/>
+        </w:rPr>
+        <w:t xml:space="preserve">reg_mlp</w:t>
+      </w:r>
+      <w:r>
+        <w:t xml:space="preserve">,</w:t>
+      </w:r>
+      <w:r>
+        <w:t xml:space="preserve"> </w:t>
+      </w:r>
+      <w:r>
+        <w:rPr>
+          <w:rStyle w:val="VerbatimChar"/>
+        </w:rPr>
+        <w:t xml:space="preserve">reg_svm</w:t>
+      </w:r>
+      <w:r>
+        <w:t xml:space="preserve">, and</w:t>
+      </w:r>
+      <w:r>
+        <w:t xml:space="preserve"> </w:t>
+      </w:r>
+      <w:r>
+        <w:rPr>
+          <w:rStyle w:val="VerbatimChar"/>
+        </w:rPr>
+        <w:t xml:space="preserve">reg_tune</w:t>
+      </w:r>
+      <w:r>
+        <w:t xml:space="preserve">.</w:t>
       </w:r>
     </w:p>
     <w:p>

--- a/examples/regression/doc/README.docx
+++ b/examples/regression/doc/README.docx
@@ -2,7 +2,7 @@
 <file path=word/document.xml><?xml version="1.0" encoding="utf-8"?>
 <w:document xmlns:w="http://schemas.openxmlformats.org/wordprocessingml/2006/main" xmlns:m="http://schemas.openxmlformats.org/officeDocument/2006/math" xmlns:r="http://schemas.openxmlformats.org/officeDocument/2006/relationships" xmlns:o="urn:schemas-microsoft-com:office:office" xmlns:v="urn:schemas-microsoft-com:vml" xmlns:w10="urn:schemas-microsoft-com:office:word" xmlns:a="http://schemas.openxmlformats.org/drawingml/2006/main" xmlns:pic="http://schemas.openxmlformats.org/drawingml/2006/picture" xmlns:wp="http://schemas.openxmlformats.org/drawingml/2006/wordprocessingDrawing">
   <w:body>
-    <w:bookmarkStart w:id="26" w:name="regression-examples"/>
+    <w:bookmarkStart w:id="30" w:name="regression-examples"/>
     <w:p>
       <w:pPr>
         <w:pStyle w:val="Heading1"/>
@@ -16,7 +16,7 @@
         <w:pStyle w:val="FirstParagraph"/>
       </w:pPr>
       <w:r>
-        <w:t xml:space="preserve">This section presents supervised regression examples for numeric targets. The objective is to show how different predictive models can be trained and compared within the same Experiment Line structure, from simpler interpretable models to more flexible nonlinear learners.</w:t>
+        <w:t xml:space="preserve">This section reorganizes regression examples as a sequence of modeling ideas. Instead of listing methods only by their class names, the examples are grouped according to the kind of predictive reasoning they illustrate.</w:t>
       </w:r>
     </w:p>
     <w:p>
@@ -24,105 +24,24 @@
         <w:pStyle w:val="BodyText"/>
       </w:pPr>
       <w:r>
-        <w:t xml:space="preserve">These examples are especially helpful for readers who want to understand how</w:t>
-      </w:r>
-      <w:r>
-        <w:t xml:space="preserve"> </w:t>
-      </w:r>
-      <w:r>
-        <w:rPr>
-          <w:rStyle w:val="VerbatimChar"/>
-        </w:rPr>
-        <w:t xml:space="preserve">daltoolbox</w:t>
-      </w:r>
-      <w:r>
-        <w:t xml:space="preserve"> </w:t>
-      </w:r>
-      <w:r>
-        <w:t xml:space="preserve">organizes regression experiments in a uniform way: split data, define the learner, fit it, generate predictions, and evaluate the results with the same logic across models.</w:t>
+        <w:t xml:space="preserve">For learners, the main question here is: how do numeric prediction workflows stay stable while the modeling assumptions change?</w:t>
+      </w:r>
+    </w:p>
+    <w:bookmarkStart w:id="21" w:name="interpretable-starting-point"/>
+    <w:p>
+      <w:pPr>
+        <w:pStyle w:val="Heading2"/>
+      </w:pPr>
+      <w:r>
+        <w:t xml:space="preserve">Interpretable Starting Point</w:t>
       </w:r>
     </w:p>
     <w:p>
       <w:pPr>
-        <w:pStyle w:val="BodyText"/>
-      </w:pPr>
-      <w:r>
-        <w:t xml:space="preserve">A practical reading path is to begin with</w:t>
-      </w:r>
-      <w:r>
-        <w:t xml:space="preserve"> </w:t>
-      </w:r>
-      <w:r>
-        <w:rPr>
-          <w:rStyle w:val="VerbatimChar"/>
-        </w:rPr>
-        <w:t xml:space="preserve">reg_dtree</w:t>
-      </w:r>
-      <w:r>
-        <w:t xml:space="preserve">, then explore</w:t>
-      </w:r>
-      <w:r>
-        <w:t xml:space="preserve"> </w:t>
-      </w:r>
-      <w:r>
-        <w:rPr>
-          <w:rStyle w:val="VerbatimChar"/>
-        </w:rPr>
-        <w:t xml:space="preserve">reg_knn</w:t>
-      </w:r>
-      <w:r>
-        <w:t xml:space="preserve"> </w:t>
-      </w:r>
-      <w:r>
-        <w:t xml:space="preserve">and</w:t>
-      </w:r>
-      <w:r>
-        <w:t xml:space="preserve"> </w:t>
-      </w:r>
-      <w:r>
-        <w:rPr>
-          <w:rStyle w:val="VerbatimChar"/>
-        </w:rPr>
-        <w:t xml:space="preserve">reg_rf</w:t>
-      </w:r>
-      <w:r>
-        <w:t xml:space="preserve">, and finally move to</w:t>
-      </w:r>
-      <w:r>
-        <w:t xml:space="preserve"> </w:t>
-      </w:r>
-      <w:r>
-        <w:rPr>
-          <w:rStyle w:val="VerbatimChar"/>
-        </w:rPr>
-        <w:t xml:space="preserve">reg_mlp</w:t>
-      </w:r>
-      <w:r>
-        <w:t xml:space="preserve">,</w:t>
-      </w:r>
-      <w:r>
-        <w:t xml:space="preserve"> </w:t>
-      </w:r>
-      <w:r>
-        <w:rPr>
-          <w:rStyle w:val="VerbatimChar"/>
-        </w:rPr>
-        <w:t xml:space="preserve">reg_svm</w:t>
-      </w:r>
-      <w:r>
-        <w:t xml:space="preserve">, and</w:t>
-      </w:r>
-      <w:r>
-        <w:t xml:space="preserve"> </w:t>
-      </w:r>
-      <w:r>
-        <w:rPr>
-          <w:rStyle w:val="VerbatimChar"/>
-        </w:rPr>
-        <w:t xml:space="preserve">reg_tune</w:t>
-      </w:r>
-      <w:r>
-        <w:t xml:space="preserve">.</w:t>
+        <w:pStyle w:val="FirstParagraph"/>
+      </w:pPr>
+      <w:r>
+        <w:t xml:space="preserve">Begin with a learner that is easy to explain and useful for understanding the flow of regression experiments.</w:t>
       </w:r>
     </w:p>
     <w:p>
@@ -138,14 +57,14 @@
           <w:rPr>
             <w:rStyle w:val="Hyperlink"/>
           </w:rPr>
-          <w:t xml:space="preserve">reg_dtree.md</w:t>
+          <w:t xml:space="preserve">01-interpretable-tree.md</w:t>
         </w:r>
       </w:hyperlink>
       <w:r>
         <w:t xml:space="preserve"> </w:t>
       </w:r>
       <w:r>
-        <w:t xml:space="preserve">—</w:t>
+        <w:t xml:space="preserve">-</w:t>
       </w:r>
       <w:r>
         <w:t xml:space="preserve"> </w:t>
@@ -160,47 +79,30 @@
         <w:t xml:space="preserve">: decision tree for regression. Partitions feature space and estimates values by leaf means; interpretable and can model nonlinearities.</w:t>
       </w:r>
     </w:p>
+    <w:bookmarkEnd w:id="21"/>
+    <w:bookmarkStart w:id="24" w:name="neighborhood-and-ensemble-models"/>
+    <w:p>
+      <w:pPr>
+        <w:pStyle w:val="Heading2"/>
+      </w:pPr>
+      <w:r>
+        <w:t xml:space="preserve">Neighborhood and Ensemble Models</w:t>
+      </w:r>
+    </w:p>
+    <w:p>
+      <w:pPr>
+        <w:pStyle w:val="FirstParagraph"/>
+      </w:pPr>
+      <w:r>
+        <w:t xml:space="preserve">These examples move to methods that either borrow information from nearby observations or aggregate many weak predictors.</w:t>
+      </w:r>
+    </w:p>
     <w:p>
       <w:pPr>
         <w:pStyle w:val="Compact"/>
         <w:numPr>
           <w:ilvl w:val="0"/>
-          <w:numId w:val="1001"/>
-        </w:numPr>
-      </w:pPr>
-      <w:hyperlink r:id="rId21">
-        <w:r>
-          <w:rPr>
-            <w:rStyle w:val="Hyperlink"/>
-          </w:rPr>
-          <w:t xml:space="preserve">reg_knn.md</w:t>
-        </w:r>
-      </w:hyperlink>
-      <w:r>
-        <w:t xml:space="preserve"> </w:t>
-      </w:r>
-      <w:r>
-        <w:t xml:space="preserve">—</w:t>
-      </w:r>
-      <w:r>
-        <w:t xml:space="preserve"> </w:t>
-      </w:r>
-      <w:r>
-        <w:rPr>
-          <w:rStyle w:val="VerbatimChar"/>
-        </w:rPr>
-        <w:t xml:space="preserve">reg_knn</w:t>
-      </w:r>
-      <w:r>
-        <w:t xml:space="preserve">: k-Nearest Neighbors for regression. Predicts the mean (or weighted mean) of targets from the k nearest neighbors.</w:t>
-      </w:r>
-    </w:p>
-    <w:p>
-      <w:pPr>
-        <w:pStyle w:val="Compact"/>
-        <w:numPr>
-          <w:ilvl w:val="0"/>
-          <w:numId w:val="1001"/>
+          <w:numId w:val="1002"/>
         </w:numPr>
       </w:pPr>
       <w:hyperlink r:id="rId22">
@@ -208,14 +110,14 @@
           <w:rPr>
             <w:rStyle w:val="Hyperlink"/>
           </w:rPr>
-          <w:t xml:space="preserve">reg_mlp.md</w:t>
+          <w:t xml:space="preserve">02-instance-based-knn.md</w:t>
         </w:r>
       </w:hyperlink>
       <w:r>
         <w:t xml:space="preserve"> </w:t>
       </w:r>
       <w:r>
-        <w:t xml:space="preserve">—</w:t>
+        <w:t xml:space="preserve">-</w:t>
       </w:r>
       <w:r>
         <w:t xml:space="preserve"> </w:t>
@@ -224,10 +126,10 @@
         <w:rPr>
           <w:rStyle w:val="VerbatimChar"/>
         </w:rPr>
-        <w:t xml:space="preserve">reg_mlp</w:t>
-      </w:r>
-      <w:r>
-        <w:t xml:space="preserve">: Multilayer Perceptron (neural network) for regression.</w:t>
+        <w:t xml:space="preserve">reg_knn</w:t>
+      </w:r>
+      <w:r>
+        <w:t xml:space="preserve">: k-Nearest Neighbors for regression. Predicts the mean (or weighted mean) of targets from the k nearest neighbors.</w:t>
       </w:r>
     </w:p>
     <w:p>
@@ -235,7 +137,7 @@
         <w:pStyle w:val="Compact"/>
         <w:numPr>
           <w:ilvl w:val="0"/>
-          <w:numId w:val="1001"/>
+          <w:numId w:val="1002"/>
         </w:numPr>
       </w:pPr>
       <w:hyperlink r:id="rId23">
@@ -243,14 +145,14 @@
           <w:rPr>
             <w:rStyle w:val="Hyperlink"/>
           </w:rPr>
-          <w:t xml:space="preserve">reg_rf.md</w:t>
+          <w:t xml:space="preserve">03-ensemble-random-forest.md</w:t>
         </w:r>
       </w:hyperlink>
       <w:r>
         <w:t xml:space="preserve"> </w:t>
       </w:r>
       <w:r>
-        <w:t xml:space="preserve">—</w:t>
+        <w:t xml:space="preserve">-</w:t>
       </w:r>
       <w:r>
         <w:t xml:space="preserve"> </w:t>
@@ -265,74 +167,30 @@
         <w:t xml:space="preserve">: Random Forest for regression. Averages many decision trees trained with randomness; tends to reduce variance.</w:t>
       </w:r>
     </w:p>
+    <w:bookmarkEnd w:id="24"/>
+    <w:bookmarkStart w:id="27" w:name="flexible-nonlinear-models"/>
+    <w:p>
+      <w:pPr>
+        <w:pStyle w:val="Heading2"/>
+      </w:pPr>
+      <w:r>
+        <w:t xml:space="preserve">Flexible Nonlinear Models</w:t>
+      </w:r>
+    </w:p>
+    <w:p>
+      <w:pPr>
+        <w:pStyle w:val="FirstParagraph"/>
+      </w:pPr>
+      <w:r>
+        <w:t xml:space="preserve">These learners are useful when the relationship between predictors and target is more complex and less easily explained by a single tree.</w:t>
+      </w:r>
+    </w:p>
     <w:p>
       <w:pPr>
         <w:pStyle w:val="Compact"/>
         <w:numPr>
           <w:ilvl w:val="0"/>
-          <w:numId w:val="1001"/>
-        </w:numPr>
-      </w:pPr>
-      <w:hyperlink r:id="rId24">
-        <w:r>
-          <w:rPr>
-            <w:rStyle w:val="Hyperlink"/>
-          </w:rPr>
-          <w:t xml:space="preserve">reg_svm.md</w:t>
-        </w:r>
-      </w:hyperlink>
-      <w:r>
-        <w:t xml:space="preserve"> </w:t>
-      </w:r>
-      <w:r>
-        <w:t xml:space="preserve">—</w:t>
-      </w:r>
-      <w:r>
-        <w:t xml:space="preserve"> </w:t>
-      </w:r>
-      <w:r>
-        <w:rPr>
-          <w:rStyle w:val="VerbatimChar"/>
-        </w:rPr>
-        <w:t xml:space="preserve">reg_svm</w:t>
-      </w:r>
-      <w:r>
-        <w:t xml:space="preserve">: Support Vector Regression (SVR). Models a function with an error-insensitive margin up to</w:t>
-      </w:r>
-      <w:r>
-        <w:t xml:space="preserve"> </w:t>
-      </w:r>
-      <w:r>
-        <w:rPr>
-          <w:rStyle w:val="VerbatimChar"/>
-        </w:rPr>
-        <w:t xml:space="preserve">epsilon</w:t>
-      </w:r>
-      <w:r>
-        <w:t xml:space="preserve"> </w:t>
-      </w:r>
-      <w:r>
-        <w:t xml:space="preserve">and penalizes violations via</w:t>
-      </w:r>
-      <w:r>
-        <w:t xml:space="preserve"> </w:t>
-      </w:r>
-      <w:r>
-        <w:rPr>
-          <w:rStyle w:val="VerbatimChar"/>
-        </w:rPr>
-        <w:t xml:space="preserve">cost</w:t>
-      </w:r>
-      <w:r>
-        <w:t xml:space="preserve">.</w:t>
-      </w:r>
-    </w:p>
-    <w:p>
-      <w:pPr>
-        <w:pStyle w:val="Compact"/>
-        <w:numPr>
-          <w:ilvl w:val="0"/>
-          <w:numId w:val="1001"/>
+          <w:numId w:val="1003"/>
         </w:numPr>
       </w:pPr>
       <w:hyperlink r:id="rId25">
@@ -340,14 +198,129 @@
           <w:rPr>
             <w:rStyle w:val="Hyperlink"/>
           </w:rPr>
-          <w:t xml:space="preserve">reg_tune.md</w:t>
+          <w:t xml:space="preserve">04-margin-svm.md</w:t>
         </w:r>
       </w:hyperlink>
       <w:r>
         <w:t xml:space="preserve"> </w:t>
       </w:r>
       <w:r>
-        <w:t xml:space="preserve">—</w:t>
+        <w:t xml:space="preserve">-</w:t>
+      </w:r>
+      <w:r>
+        <w:t xml:space="preserve"> </w:t>
+      </w:r>
+      <w:r>
+        <w:rPr>
+          <w:rStyle w:val="VerbatimChar"/>
+        </w:rPr>
+        <w:t xml:space="preserve">reg_svm</w:t>
+      </w:r>
+      <w:r>
+        <w:t xml:space="preserve">: Support Vector Regression (SVR). Models a function with an error-insensitive margin up to</w:t>
+      </w:r>
+      <w:r>
+        <w:t xml:space="preserve"> </w:t>
+      </w:r>
+      <w:r>
+        <w:rPr>
+          <w:rStyle w:val="VerbatimChar"/>
+        </w:rPr>
+        <w:t xml:space="preserve">epsilon</w:t>
+      </w:r>
+      <w:r>
+        <w:t xml:space="preserve"> </w:t>
+      </w:r>
+      <w:r>
+        <w:t xml:space="preserve">and penalizes violations via</w:t>
+      </w:r>
+      <w:r>
+        <w:t xml:space="preserve"> </w:t>
+      </w:r>
+      <w:r>
+        <w:rPr>
+          <w:rStyle w:val="VerbatimChar"/>
+        </w:rPr>
+        <w:t xml:space="preserve">cost</w:t>
+      </w:r>
+      <w:r>
+        <w:t xml:space="preserve">.</w:t>
+      </w:r>
+    </w:p>
+    <w:p>
+      <w:pPr>
+        <w:pStyle w:val="Compact"/>
+        <w:numPr>
+          <w:ilvl w:val="0"/>
+          <w:numId w:val="1003"/>
+        </w:numPr>
+      </w:pPr>
+      <w:hyperlink r:id="rId26">
+        <w:r>
+          <w:rPr>
+            <w:rStyle w:val="Hyperlink"/>
+          </w:rPr>
+          <w:t xml:space="preserve">05-neural-mlp.md</w:t>
+        </w:r>
+      </w:hyperlink>
+      <w:r>
+        <w:t xml:space="preserve"> </w:t>
+      </w:r>
+      <w:r>
+        <w:t xml:space="preserve">-</w:t>
+      </w:r>
+      <w:r>
+        <w:t xml:space="preserve"> </w:t>
+      </w:r>
+      <w:r>
+        <w:rPr>
+          <w:rStyle w:val="VerbatimChar"/>
+        </w:rPr>
+        <w:t xml:space="preserve">reg_mlp</w:t>
+      </w:r>
+      <w:r>
+        <w:t xml:space="preserve">: Multilayer Perceptron (neural network) for regression.</w:t>
+      </w:r>
+    </w:p>
+    <w:bookmarkEnd w:id="27"/>
+    <w:bookmarkStart w:id="29" w:name="model-selection"/>
+    <w:p>
+      <w:pPr>
+        <w:pStyle w:val="Heading2"/>
+      </w:pPr>
+      <w:r>
+        <w:t xml:space="preserve">Model Selection</w:t>
+      </w:r>
+    </w:p>
+    <w:p>
+      <w:pPr>
+        <w:pStyle w:val="FirstParagraph"/>
+      </w:pPr>
+      <w:r>
+        <w:t xml:space="preserve">The final example shows how tuning fits into the same regression workflow without changing the underlying experimental logic.</w:t>
+      </w:r>
+    </w:p>
+    <w:p>
+      <w:pPr>
+        <w:pStyle w:val="Compact"/>
+        <w:numPr>
+          <w:ilvl w:val="0"/>
+          <w:numId w:val="1004"/>
+        </w:numPr>
+      </w:pPr>
+      <w:hyperlink r:id="rId28">
+        <w:r>
+          <w:rPr>
+            <w:rStyle w:val="Hyperlink"/>
+          </w:rPr>
+          <w:t xml:space="preserve">06-model-selection-tuning.md</w:t>
+        </w:r>
+      </w:hyperlink>
+      <w:r>
+        <w:t xml:space="preserve"> </w:t>
+      </w:r>
+      <w:r>
+        <w:t xml:space="preserve">-</w:t>
       </w:r>
       <w:r>
         <w:t xml:space="preserve"> </w:t>
@@ -374,7 +347,8 @@
         <w:t xml:space="preserve">.</w:t>
       </w:r>
     </w:p>
-    <w:bookmarkEnd w:id="26"/>
+    <w:bookmarkEnd w:id="29"/>
+    <w:bookmarkEnd w:id="30"/>
     <w:sectPr>
       <w:footnotePr>
         <w:numRestart w:val="eachSect"/>
@@ -592,6 +566,15 @@
     <w:abstractNumId w:val="990"/>
   </w:num>
   <w:num w:numId="1001">
+    <w:abstractNumId w:val="991"/>
+  </w:num>
+  <w:num w:numId="1002">
+    <w:abstractNumId w:val="991"/>
+  </w:num>
+  <w:num w:numId="1003">
+    <w:abstractNumId w:val="991"/>
+  </w:num>
+  <w:num w:numId="1004">
     <w:abstractNumId w:val="991"/>
   </w:num>
 </w:numbering>

--- a/examples/regression/doc/README.docx
+++ b/examples/regression/doc/README.docx
@@ -2,7 +2,7 @@
 <file path=word/document.xml><?xml version="1.0" encoding="utf-8"?>
 <w:document xmlns:w="http://schemas.openxmlformats.org/wordprocessingml/2006/main" xmlns:m="http://schemas.openxmlformats.org/officeDocument/2006/math" xmlns:r="http://schemas.openxmlformats.org/officeDocument/2006/relationships" xmlns:o="urn:schemas-microsoft-com:office:office" xmlns:v="urn:schemas-microsoft-com:vml" xmlns:w10="urn:schemas-microsoft-com:office:word" xmlns:a="http://schemas.openxmlformats.org/drawingml/2006/main" xmlns:pic="http://schemas.openxmlformats.org/drawingml/2006/picture" xmlns:wp="http://schemas.openxmlformats.org/drawingml/2006/wordprocessingDrawing">
   <w:body>
-    <w:bookmarkStart w:id="30" w:name="regression-examples"/>
+    <w:bookmarkStart w:id="19" w:name="regression-examples"/>
     <w:p>
       <w:pPr>
         <w:pStyle w:val="Heading1"/>
@@ -27,7 +27,7 @@
         <w:t xml:space="preserve">For learners, the main question here is: how do numeric prediction workflows stay stable while the modeling assumptions change?</w:t>
       </w:r>
     </w:p>
-    <w:bookmarkStart w:id="21" w:name="interpretable-starting-point"/>
+    <w:bookmarkStart w:id="10" w:name="interpretable-starting-point"/>
     <w:p>
       <w:pPr>
         <w:pStyle w:val="Heading2"/>
@@ -52,7 +52,7 @@
           <w:numId w:val="1001"/>
         </w:numPr>
       </w:pPr>
-      <w:hyperlink r:id="rId20">
+      <w:hyperlink r:id="rId9">
         <w:r>
           <w:rPr>
             <w:rStyle w:val="Hyperlink"/>
@@ -79,8 +79,8 @@
         <w:t xml:space="preserve">: decision tree for regression. Partitions feature space and estimates values by leaf means; interpretable and can model nonlinearities.</w:t>
       </w:r>
     </w:p>
-    <w:bookmarkEnd w:id="21"/>
-    <w:bookmarkStart w:id="24" w:name="neighborhood-and-ensemble-models"/>
+    <w:bookmarkEnd w:id="10"/>
+    <w:bookmarkStart w:id="13" w:name="neighborhood-and-ensemble-models"/>
     <w:p>
       <w:pPr>
         <w:pStyle w:val="Heading2"/>
@@ -105,7 +105,7 @@
           <w:numId w:val="1002"/>
         </w:numPr>
       </w:pPr>
-      <w:hyperlink r:id="rId22">
+      <w:hyperlink r:id="rId11">
         <w:r>
           <w:rPr>
             <w:rStyle w:val="Hyperlink"/>
@@ -140,7 +140,7 @@
           <w:numId w:val="1002"/>
         </w:numPr>
       </w:pPr>
-      <w:hyperlink r:id="rId23">
+      <w:hyperlink r:id="rId12">
         <w:r>
           <w:rPr>
             <w:rStyle w:val="Hyperlink"/>
@@ -167,8 +167,8 @@
         <w:t xml:space="preserve">: Random Forest for regression. Averages many decision trees trained with randomness; tends to reduce variance.</w:t>
       </w:r>
     </w:p>
-    <w:bookmarkEnd w:id="24"/>
-    <w:bookmarkStart w:id="27" w:name="flexible-nonlinear-models"/>
+    <w:bookmarkEnd w:id="13"/>
+    <w:bookmarkStart w:id="16" w:name="flexible-nonlinear-models"/>
     <w:p>
       <w:pPr>
         <w:pStyle w:val="Heading2"/>
@@ -193,7 +193,7 @@
           <w:numId w:val="1003"/>
         </w:numPr>
       </w:pPr>
-      <w:hyperlink r:id="rId25">
+      <w:hyperlink r:id="rId14">
         <w:r>
           <w:rPr>
             <w:rStyle w:val="Hyperlink"/>
@@ -255,7 +255,7 @@
           <w:numId w:val="1003"/>
         </w:numPr>
       </w:pPr>
-      <w:hyperlink r:id="rId26">
+      <w:hyperlink r:id="rId15">
         <w:r>
           <w:rPr>
             <w:rStyle w:val="Hyperlink"/>
@@ -282,8 +282,8 @@
         <w:t xml:space="preserve">: Multilayer Perceptron (neural network) for regression.</w:t>
       </w:r>
     </w:p>
-    <w:bookmarkEnd w:id="27"/>
-    <w:bookmarkStart w:id="29" w:name="model-selection"/>
+    <w:bookmarkEnd w:id="16"/>
+    <w:bookmarkStart w:id="18" w:name="model-selection"/>
     <w:p>
       <w:pPr>
         <w:pStyle w:val="Heading2"/>
@@ -308,7 +308,7 @@
           <w:numId w:val="1004"/>
         </w:numPr>
       </w:pPr>
-      <w:hyperlink r:id="rId28">
+      <w:hyperlink r:id="rId17">
         <w:r>
           <w:rPr>
             <w:rStyle w:val="Hyperlink"/>
@@ -347,8 +347,8 @@
         <w:t xml:space="preserve">.</w:t>
       </w:r>
     </w:p>
-    <w:bookmarkEnd w:id="29"/>
-    <w:bookmarkEnd w:id="30"/>
+    <w:bookmarkEnd w:id="18"/>
+    <w:bookmarkEnd w:id="19"/>
     <w:sectPr>
       <w:footnotePr>
         <w:numRestart w:val="eachSect"/>
@@ -585,10 +585,10 @@
   <w:docDefaults>
     <w:rPrDefault>
       <w:rPr>
-        <w:rFonts w:asciiTheme="minorHAnsi" w:cstheme="minorBidi" w:eastAsiaTheme="minorHAnsi" w:hAnsiTheme="minorHAnsi"/>
+        <w:rFonts w:asciiTheme="minorHAnsi" w:cstheme="minorBidi" w:eastAsiaTheme="minorEastAsia" w:hAnsiTheme="minorHAnsi"/>
         <w:sz w:val="24"/>
         <w:szCs w:val="24"/>
-        <w:lang w:bidi="ar-SA" w:eastAsia="en-US" w:val="en-US"/>
+        <w:lang w:bidi="ar-SA" w:eastAsia="zh-CN" w:val="en-US"/>
       </w:rPr>
     </w:rPrDefault>
     <w:pPrDefault>
@@ -1129,13 +1129,6 @@
       </w:tblCellMar>
     </w:tblPr>
     <w:tblStylePr w:type="firstRow">
-      <w:tblPr>
-        <w:jc w:val="left"/>
-        <w:tblInd w:type="dxa" w:w="0"/>
-      </w:tblPr>
-      <w:trPr>
-        <w:jc w:val="left"/>
-      </w:trPr>
       <w:tcPr>
         <w:tcBorders>
           <w:bottom w:val="single"/>

--- a/examples/regression/doc/README.docx
+++ b/examples/regression/doc/README.docx
@@ -280,6 +280,68 @@
       </w:r>
       <w:r>
         <w:t xml:space="preserve">: Multilayer Perceptron (neural network) for regression.</w:t>
+      </w:r>
+    </w:p>
+    <w:p>
+      <w:pPr>
+        <w:pStyle w:val="FirstParagraph"/>
+      </w:pPr>
+      <w:r>
+        <w:t xml:space="preserve">Formula-based linear regression with</w:t>
+      </w:r>
+      <w:r>
+        <w:t xml:space="preserve"> </w:t>
+      </w:r>
+      <w:r>
+        <w:rPr>
+          <w:rStyle w:val="VerbatimChar"/>
+        </w:rPr>
+        <w:t xml:space="preserve">reg_lm()</w:t>
+      </w:r>
+      <w:r>
+        <w:t xml:space="preserve"> </w:t>
+      </w:r>
+      <w:r>
+        <w:t xml:space="preserve">follows the same</w:t>
+      </w:r>
+      <w:r>
+        <w:t xml:space="preserve"> </w:t>
+      </w:r>
+      <w:r>
+        <w:rPr>
+          <w:rStyle w:val="VerbatimChar"/>
+        </w:rPr>
+        <w:t xml:space="preserve">fit()</w:t>
+      </w:r>
+      <w:r>
+        <w:t xml:space="preserve">,</w:t>
+      </w:r>
+      <w:r>
+        <w:t xml:space="preserve"> </w:t>
+      </w:r>
+      <w:r>
+        <w:rPr>
+          <w:rStyle w:val="VerbatimChar"/>
+        </w:rPr>
+        <w:t xml:space="preserve">predict()</w:t>
+      </w:r>
+      <w:r>
+        <w:t xml:space="preserve">, and</w:t>
+      </w:r>
+      <w:r>
+        <w:t xml:space="preserve"> </w:t>
+      </w:r>
+      <w:r>
+        <w:rPr>
+          <w:rStyle w:val="VerbatimChar"/>
+        </w:rPr>
+        <w:t xml:space="preserve">evaluate()</w:t>
+      </w:r>
+      <w:r>
+        <w:t xml:space="preserve"> </w:t>
+      </w:r>
+      <w:r>
+        <w:t xml:space="preserve">contract, even though it is not shown as a separate numbered example in this sequence.</w:t>
       </w:r>
     </w:p>
     <w:bookmarkEnd w:id="16"/>

--- a/examples/regression/doc/README.docx
+++ b/examples/regression/doc/README.docx
@@ -16,7 +16,7 @@
         <w:pStyle w:val="FirstParagraph"/>
       </w:pPr>
       <w:r>
-        <w:t xml:space="preserve">This section reorganizes regression examples as a sequence of modeling ideas. Instead of listing methods only by their class names, the examples are grouped according to the kind of predictive reasoning they illustrate.</w:t>
+        <w:t xml:space="preserve">This section organizes regression examples as a progression of modeling ideas. The numbering now leaves semantic gaps so the collection is easier to scan by family: interpretable models, local methods, ensembles, margin-based regression, neural learners, and tuning.</w:t>
       </w:r>
     </w:p>
     <w:p>
@@ -24,24 +24,28 @@
         <w:pStyle w:val="BodyText"/>
       </w:pPr>
       <w:r>
-        <w:t xml:space="preserve">For learners, the main question here is: how do numeric prediction workflows stay stable while the modeling assumptions change?</w:t>
+        <w:t xml:space="preserve">If you are learning numeric prediction in</w:t>
+      </w:r>
+      <w:r>
+        <w:t xml:space="preserve"> </w:t>
+      </w:r>
+      <w:r>
+        <w:rPr>
+          <w:rStyle w:val="VerbatimChar"/>
+        </w:rPr>
+        <w:t xml:space="preserve">daltoolbox</w:t>
+      </w:r>
+      <w:r>
+        <w:t xml:space="preserve">, read the examples in order. The early notebooks help build intuition before the later ones introduce stronger nonlinear models and hyperparameter search.</w:t>
       </w:r>
     </w:p>
-    <w:bookmarkStart w:id="10" w:name="interpretable-starting-point"/>
+    <w:bookmarkStart w:id="10" w:name="interpretable-start"/>
     <w:p>
       <w:pPr>
         <w:pStyle w:val="Heading2"/>
       </w:pPr>
       <w:r>
-        <w:t xml:space="preserve">Interpretable Starting Point</w:t>
-      </w:r>
-    </w:p>
-    <w:p>
-      <w:pPr>
-        <w:pStyle w:val="FirstParagraph"/>
-      </w:pPr>
-      <w:r>
-        <w:t xml:space="preserve">Begin with a learner that is easy to explain and useful for understanding the flow of regression experiments.</w:t>
+        <w:t xml:space="preserve">Interpretable Start</w:t>
       </w:r>
     </w:p>
     <w:p>
@@ -76,25 +80,17 @@
         <w:t xml:space="preserve">reg_dtree</w:t>
       </w:r>
       <w:r>
-        <w:t xml:space="preserve">: decision tree for regression. Partitions feature space and estimates values by leaf means; interpretable and can model nonlinearities.</w:t>
+        <w:t xml:space="preserve">: regression tree with rule-like splits and easy inspection.</w:t>
       </w:r>
     </w:p>
     <w:bookmarkEnd w:id="10"/>
-    <w:bookmarkStart w:id="13" w:name="neighborhood-and-ensemble-models"/>
+    <w:bookmarkStart w:id="16" w:name="core-regression-families"/>
     <w:p>
       <w:pPr>
         <w:pStyle w:val="Heading2"/>
       </w:pPr>
       <w:r>
-        <w:t xml:space="preserve">Neighborhood and Ensemble Models</w:t>
-      </w:r>
-    </w:p>
-    <w:p>
-      <w:pPr>
-        <w:pStyle w:val="FirstParagraph"/>
-      </w:pPr>
-      <w:r>
-        <w:t xml:space="preserve">These examples move to methods that either borrow information from nearby observations or aggregate many weak predictors.</w:t>
+        <w:t xml:space="preserve">Core Regression Families</w:t>
       </w:r>
     </w:p>
     <w:p>
@@ -110,7 +106,7 @@
           <w:rPr>
             <w:rStyle w:val="Hyperlink"/>
           </w:rPr>
-          <w:t xml:space="preserve">02-instance-based-knn.md</w:t>
+          <w:t xml:space="preserve">11-linear-model.md</w:t>
         </w:r>
       </w:hyperlink>
       <w:r>
@@ -126,10 +122,10 @@
         <w:rPr>
           <w:rStyle w:val="VerbatimChar"/>
         </w:rPr>
-        <w:t xml:space="preserve">reg_knn</w:t>
-      </w:r>
-      <w:r>
-        <w:t xml:space="preserve">: k-Nearest Neighbors for regression. Predicts the mean (or weighted mean) of targets from the k nearest neighbors.</w:t>
+        <w:t xml:space="preserve">reg_lm</w:t>
+      </w:r>
+      <w:r>
+        <w:t xml:space="preserve">: linear regression baseline for numeric prediction.</w:t>
       </w:r>
     </w:p>
     <w:p>
@@ -145,7 +141,42 @@
           <w:rPr>
             <w:rStyle w:val="Hyperlink"/>
           </w:rPr>
-          <w:t xml:space="preserve">03-ensemble-random-forest.md</w:t>
+          <w:t xml:space="preserve">10-instance-based-knn.md</w:t>
+        </w:r>
+      </w:hyperlink>
+      <w:r>
+        <w:t xml:space="preserve"> </w:t>
+      </w:r>
+      <w:r>
+        <w:t xml:space="preserve">-</w:t>
+      </w:r>
+      <w:r>
+        <w:t xml:space="preserve"> </w:t>
+      </w:r>
+      <w:r>
+        <w:rPr>
+          <w:rStyle w:val="VerbatimChar"/>
+        </w:rPr>
+        <w:t xml:space="preserve">reg_knn</w:t>
+      </w:r>
+      <w:r>
+        <w:t xml:space="preserve">: local prediction by nearby cases.</w:t>
+      </w:r>
+    </w:p>
+    <w:p>
+      <w:pPr>
+        <w:pStyle w:val="Compact"/>
+        <w:numPr>
+          <w:ilvl w:val="0"/>
+          <w:numId w:val="1002"/>
+        </w:numPr>
+      </w:pPr>
+      <w:hyperlink r:id="rId13">
+        <w:r>
+          <w:rPr>
+            <w:rStyle w:val="Hyperlink"/>
+          </w:rPr>
+          <w:t xml:space="preserve">20-ensemble-random-forest.md</w:t>
         </w:r>
       </w:hyperlink>
       <w:r>
@@ -164,25 +195,87 @@
         <w:t xml:space="preserve">reg_rf</w:t>
       </w:r>
       <w:r>
-        <w:t xml:space="preserve">: Random Forest for regression. Averages many decision trees trained with randomness; tends to reduce variance.</w:t>
-      </w:r>
-    </w:p>
-    <w:bookmarkEnd w:id="13"/>
-    <w:bookmarkStart w:id="16" w:name="flexible-nonlinear-models"/>
-    <w:p>
-      <w:pPr>
-        <w:pStyle w:val="Heading2"/>
-      </w:pPr>
-      <w:r>
-        <w:t xml:space="preserve">Flexible Nonlinear Models</w:t>
+        <w:t xml:space="preserve">: tree ensemble for robust nonlinear regression.</w:t>
       </w:r>
     </w:p>
     <w:p>
       <w:pPr>
-        <w:pStyle w:val="FirstParagraph"/>
-      </w:pPr>
-      <w:r>
-        <w:t xml:space="preserve">These learners are useful when the relationship between predictors and target is more complex and less easily explained by a single tree.</w:t>
+        <w:pStyle w:val="Compact"/>
+        <w:numPr>
+          <w:ilvl w:val="0"/>
+          <w:numId w:val="1002"/>
+        </w:numPr>
+      </w:pPr>
+      <w:hyperlink r:id="rId14">
+        <w:r>
+          <w:rPr>
+            <w:rStyle w:val="Hyperlink"/>
+          </w:rPr>
+          <w:t xml:space="preserve">30-margin-svm.md</w:t>
+        </w:r>
+      </w:hyperlink>
+      <w:r>
+        <w:t xml:space="preserve"> </w:t>
+      </w:r>
+      <w:r>
+        <w:t xml:space="preserve">-</w:t>
+      </w:r>
+      <w:r>
+        <w:t xml:space="preserve"> </w:t>
+      </w:r>
+      <w:r>
+        <w:rPr>
+          <w:rStyle w:val="VerbatimChar"/>
+        </w:rPr>
+        <w:t xml:space="preserve">reg_svm</w:t>
+      </w:r>
+      <w:r>
+        <w:t xml:space="preserve">: support vector regression with margin-based fitting.</w:t>
+      </w:r>
+    </w:p>
+    <w:p>
+      <w:pPr>
+        <w:pStyle w:val="Compact"/>
+        <w:numPr>
+          <w:ilvl w:val="0"/>
+          <w:numId w:val="1002"/>
+        </w:numPr>
+      </w:pPr>
+      <w:hyperlink r:id="rId15">
+        <w:r>
+          <w:rPr>
+            <w:rStyle w:val="Hyperlink"/>
+          </w:rPr>
+          <w:t xml:space="preserve">40-neural-mlp.md</w:t>
+        </w:r>
+      </w:hyperlink>
+      <w:r>
+        <w:t xml:space="preserve"> </w:t>
+      </w:r>
+      <w:r>
+        <w:t xml:space="preserve">-</w:t>
+      </w:r>
+      <w:r>
+        <w:t xml:space="preserve"> </w:t>
+      </w:r>
+      <w:r>
+        <w:rPr>
+          <w:rStyle w:val="VerbatimChar"/>
+        </w:rPr>
+        <w:t xml:space="preserve">reg_mlp</w:t>
+      </w:r>
+      <w:r>
+        <w:t xml:space="preserve">: multilayer perceptron for nonlinear numeric prediction.</w:t>
+      </w:r>
+    </w:p>
+    <w:bookmarkEnd w:id="16"/>
+    <w:bookmarkStart w:id="18" w:name="model-selection"/>
+    <w:p>
+      <w:pPr>
+        <w:pStyle w:val="Heading2"/>
+      </w:pPr>
+      <w:r>
+        <w:t xml:space="preserve">Model Selection</w:t>
       </w:r>
     </w:p>
     <w:p>
@@ -193,189 +286,12 @@
           <w:numId w:val="1003"/>
         </w:numPr>
       </w:pPr>
-      <w:hyperlink r:id="rId14">
-        <w:r>
-          <w:rPr>
-            <w:rStyle w:val="Hyperlink"/>
-          </w:rPr>
-          <w:t xml:space="preserve">04-margin-svm.md</w:t>
-        </w:r>
-      </w:hyperlink>
-      <w:r>
-        <w:t xml:space="preserve"> </w:t>
-      </w:r>
-      <w:r>
-        <w:t xml:space="preserve">-</w:t>
-      </w:r>
-      <w:r>
-        <w:t xml:space="preserve"> </w:t>
-      </w:r>
-      <w:r>
-        <w:rPr>
-          <w:rStyle w:val="VerbatimChar"/>
-        </w:rPr>
-        <w:t xml:space="preserve">reg_svm</w:t>
-      </w:r>
-      <w:r>
-        <w:t xml:space="preserve">: Support Vector Regression (SVR). Models a function with an error-insensitive margin up to</w:t>
-      </w:r>
-      <w:r>
-        <w:t xml:space="preserve"> </w:t>
-      </w:r>
-      <w:r>
-        <w:rPr>
-          <w:rStyle w:val="VerbatimChar"/>
-        </w:rPr>
-        <w:t xml:space="preserve">epsilon</w:t>
-      </w:r>
-      <w:r>
-        <w:t xml:space="preserve"> </w:t>
-      </w:r>
-      <w:r>
-        <w:t xml:space="preserve">and penalizes violations via</w:t>
-      </w:r>
-      <w:r>
-        <w:t xml:space="preserve"> </w:t>
-      </w:r>
-      <w:r>
-        <w:rPr>
-          <w:rStyle w:val="VerbatimChar"/>
-        </w:rPr>
-        <w:t xml:space="preserve">cost</w:t>
-      </w:r>
-      <w:r>
-        <w:t xml:space="preserve">.</w:t>
-      </w:r>
-    </w:p>
-    <w:p>
-      <w:pPr>
-        <w:pStyle w:val="Compact"/>
-        <w:numPr>
-          <w:ilvl w:val="0"/>
-          <w:numId w:val="1003"/>
-        </w:numPr>
-      </w:pPr>
-      <w:hyperlink r:id="rId15">
-        <w:r>
-          <w:rPr>
-            <w:rStyle w:val="Hyperlink"/>
-          </w:rPr>
-          <w:t xml:space="preserve">05-neural-mlp.md</w:t>
-        </w:r>
-      </w:hyperlink>
-      <w:r>
-        <w:t xml:space="preserve"> </w:t>
-      </w:r>
-      <w:r>
-        <w:t xml:space="preserve">-</w:t>
-      </w:r>
-      <w:r>
-        <w:t xml:space="preserve"> </w:t>
-      </w:r>
-      <w:r>
-        <w:rPr>
-          <w:rStyle w:val="VerbatimChar"/>
-        </w:rPr>
-        <w:t xml:space="preserve">reg_mlp</w:t>
-      </w:r>
-      <w:r>
-        <w:t xml:space="preserve">: Multilayer Perceptron (neural network) for regression.</w:t>
-      </w:r>
-    </w:p>
-    <w:p>
-      <w:pPr>
-        <w:pStyle w:val="FirstParagraph"/>
-      </w:pPr>
-      <w:r>
-        <w:t xml:space="preserve">Formula-based linear regression with</w:t>
-      </w:r>
-      <w:r>
-        <w:t xml:space="preserve"> </w:t>
-      </w:r>
-      <w:r>
-        <w:rPr>
-          <w:rStyle w:val="VerbatimChar"/>
-        </w:rPr>
-        <w:t xml:space="preserve">reg_lm()</w:t>
-      </w:r>
-      <w:r>
-        <w:t xml:space="preserve"> </w:t>
-      </w:r>
-      <w:r>
-        <w:t xml:space="preserve">follows the same</w:t>
-      </w:r>
-      <w:r>
-        <w:t xml:space="preserve"> </w:t>
-      </w:r>
-      <w:r>
-        <w:rPr>
-          <w:rStyle w:val="VerbatimChar"/>
-        </w:rPr>
-        <w:t xml:space="preserve">fit()</w:t>
-      </w:r>
-      <w:r>
-        <w:t xml:space="preserve">,</w:t>
-      </w:r>
-      <w:r>
-        <w:t xml:space="preserve"> </w:t>
-      </w:r>
-      <w:r>
-        <w:rPr>
-          <w:rStyle w:val="VerbatimChar"/>
-        </w:rPr>
-        <w:t xml:space="preserve">predict()</w:t>
-      </w:r>
-      <w:r>
-        <w:t xml:space="preserve">, and</w:t>
-      </w:r>
-      <w:r>
-        <w:t xml:space="preserve"> </w:t>
-      </w:r>
-      <w:r>
-        <w:rPr>
-          <w:rStyle w:val="VerbatimChar"/>
-        </w:rPr>
-        <w:t xml:space="preserve">evaluate()</w:t>
-      </w:r>
-      <w:r>
-        <w:t xml:space="preserve"> </w:t>
-      </w:r>
-      <w:r>
-        <w:t xml:space="preserve">contract, even though it is not shown as a separate numbered example in this sequence.</w:t>
-      </w:r>
-    </w:p>
-    <w:bookmarkEnd w:id="16"/>
-    <w:bookmarkStart w:id="18" w:name="model-selection"/>
-    <w:p>
-      <w:pPr>
-        <w:pStyle w:val="Heading2"/>
-      </w:pPr>
-      <w:r>
-        <w:t xml:space="preserve">Model Selection</w:t>
-      </w:r>
-    </w:p>
-    <w:p>
-      <w:pPr>
-        <w:pStyle w:val="FirstParagraph"/>
-      </w:pPr>
-      <w:r>
-        <w:t xml:space="preserve">The final example shows how tuning fits into the same regression workflow without changing the underlying experimental logic.</w:t>
-      </w:r>
-    </w:p>
-    <w:p>
-      <w:pPr>
-        <w:pStyle w:val="Compact"/>
-        <w:numPr>
-          <w:ilvl w:val="0"/>
-          <w:numId w:val="1004"/>
-        </w:numPr>
-      </w:pPr>
       <w:hyperlink r:id="rId17">
         <w:r>
           <w:rPr>
             <w:rStyle w:val="Hyperlink"/>
           </w:rPr>
-          <w:t xml:space="preserve">06-model-selection-tuning.md</w:t>
+          <w:t xml:space="preserve">50-model-selection-tuning.md</w:t>
         </w:r>
       </w:hyperlink>
       <w:r>
@@ -394,19 +310,7 @@
         <w:t xml:space="preserve">reg_tune</w:t>
       </w:r>
       <w:r>
-        <w:t xml:space="preserve">: hyperparameter search for regression models over ranges in</w:t>
-      </w:r>
-      <w:r>
-        <w:t xml:space="preserve"> </w:t>
-      </w:r>
-      <w:r>
-        <w:rPr>
-          <w:rStyle w:val="VerbatimChar"/>
-        </w:rPr>
-        <w:t xml:space="preserve">ranges</w:t>
-      </w:r>
-      <w:r>
-        <w:t xml:space="preserve">.</w:t>
+        <w:t xml:space="preserve">: searches hyperparameter settings for regression models in a reproducible workflow.</w:t>
       </w:r>
     </w:p>
     <w:bookmarkEnd w:id="18"/>
@@ -634,9 +538,6 @@
     <w:abstractNumId w:val="991"/>
   </w:num>
   <w:num w:numId="1003">
-    <w:abstractNumId w:val="991"/>
-  </w:num>
-  <w:num w:numId="1004">
     <w:abstractNumId w:val="991"/>
   </w:num>
 </w:numbering>
